--- a/skripsi/bab_3_metodologi_penelitian.docx
+++ b/skripsi/bab_3_metodologi_penelitian.docx
@@ -52,34 +52,24 @@
         <w:jc w:val="both"/>
       </w:pPr>
       <w:r>
-        <w:t xml:space="preserve">Bahan utama penelitian ini adalah data teks opini publik terkait Program MBG yang diperoleh melalui </w:t>
+        <w:t xml:space="preserve">Bahan utama penelitian ini adalah data teks opini publik terkait Program MBG dari dataset sekunder Sultoni dkk. (2025), yang berisi unggahan media sosial X (Twitter) hasil </w:t>
       </w:r>
       <w:r>
         <w:rPr>
           <w:i/>
         </w:rPr>
-        <w:t>crawling</w:t>
+        <w:t>scraping</w:t>
       </w:r>
       <w:r>
-        <w:t xml:space="preserve"> media sosial. Dari kumpulan data mentah hasil </w:t>
+        <w:t xml:space="preserve"> berbasis kata kunci sebanyak 47.803 unggahan pada publikasi aslinya. Setelah dibersihkan dan dihapus duplikasinya, tersedia 62.446 teks unik. Dari kumpulan tersebut diambil sampel 1.000 baris yang dilabeli dan dibagi menjadi 20 batch masing-masing 50 baris. Rentang waktu pengumpulan, kata kunci lengkap, dan lisensi dataset sumber belum terdokumentasi dan perlu dilengkapi dari pemilik dataset.</w:t>
       </w:r>
+    </w:p>
+    <w:p>
+      <w:pPr>
+        <w:jc w:val="both"/>
+      </w:pPr>
       <w:r>
-        <w:rPr>
-          <w:i/>
-        </w:rPr>
-        <w:t>crawling</w:t>
-      </w:r>
-      <w:r>
-        <w:t>, diambil sampel sejumlah 1.000 baris yang kemudian dilabeli untuk digunakan sebagai dataset pemodelan. Setiap baris data memuat teks bersih hasil praproses (</w:t>
-      </w:r>
-      <w:r>
-        <w:rPr>
-          <w:i/>
-        </w:rPr>
-        <w:t>clean text</w:t>
-      </w:r>
-      <w:r>
-        <w:t>), label pra-pelabelan semi-otomatis, label hasil adjudikasi manual, serta catatan adjudikasi yang menjelaskan alasan koreksi label apabila terjadi perbedaan antara label awal dan label akhir. Label sentimen dibatasi pada tiga kelas, yaitu positif, negatif, dan netral.</w:t>
+        <w:t>Setiap baris sampel memuat teks bersih hasil praproses, label awal otomatis, catatan pelabelan, penanda peninjauan, dan label akhir. Label sentimen dibatasi pada tiga kelas, yaitu positif, negatif, dan netral. Distribusi label akhir pada sampel adalah 116 negatif, 472 netral, dan 412 positif. Label acuan hasil anotasi manusia disusun pada tahap penelitian sebagaimana diuraikan pada subbab 3.3.5.</w:t>
       </w:r>
     </w:p>
     <w:p>
@@ -102,7 +92,7 @@
         <w:jc w:val="both"/>
       </w:pPr>
       <w:r>
-        <w:t>Peralatan penelitian terdiri dari perangkat keras, perangkat lunak, serta teori dan persamaan yang mendasari analisis.</w:t>
+        <w:t>Peralatan penelitian terdiri dari perangkat lunak, teori dan persamaan, serta variabel penelitian.</w:t>
       </w:r>
     </w:p>
     <w:p>
@@ -110,7 +100,7 @@
         <w:jc w:val="both"/>
       </w:pPr>
       <w:r>
-        <w:t>Perangkat lunak yang digunakan meliputi bahasa pemrograman Python beserta pustaka pandas dan NumPy untuk pengolahan data, scikit-learn untuk ekstraksi fitur TF-IDF dan pemodelan SVM, imbalanced-learn untuk teknik penyeimbangan kelas, NLTK dan Sastrawi untuk praproses teks Bahasa Indonesia, serta Jupyter Notebook sebagai lingkungan eksekusi dan dokumentasi eksperimen.</w:t>
+        <w:t>Perangkat lunak yang digunakan meliputi bahasa pemrograman Python beserta pustaka pandas dan NumPy untuk pengolahan data, scikit-learn untuk ekstraksi fitur TF-IDF dan pemodelan SVM, imbalanced-learn untuk teknik penyeimbangan kelas, NLTK dan Sastrawi untuk praproses teks Bahasa Indonesia, serta Jupyter Notebook sebagai lingkungan eksekusi dan dokumentasi eksperimen. Pelabelan awal dan peninjauan ulang berbantuan AI menggunakan model bahasa ChatGPT dan skrip pencocokan kata kunci berbasis Python.</w:t>
       </w:r>
     </w:p>
     <w:p>
@@ -135,7 +125,7 @@
         <w:jc w:val="both"/>
       </w:pPr>
       <w:r>
-        <w:t>Variabel penelitian terdiri dari variabel bebas berupa representasi fitur TF-IDF dari teks bersih, dan variabel terikat berupa label sentimen (positif, negatif, netral). Selain itu, terdapat variabel pembanding berupa label sebelum adjudikasi dan label sesudah adjudikasi, yang digunakan khusus untuk menjawab rumusan masalah terkait bias pelabelan.</w:t>
+        <w:t>Variabel penelitian terdiri dari variabel bebas berupa representasi fitur TF-IDF dari teks bersih, dan variabel terikat berupa label sentimen (positif, negatif, netral). Selain itu, terdapat dua variabel pembanding, yaitu label otomatis dan label acuan hasil anotasi manusia, yang digunakan untuk menjawab rumusan masalah terkait kualitas label.</w:t>
       </w:r>
     </w:p>
     <w:p>
@@ -158,7 +148,7 @@
         <w:jc w:val="both"/>
       </w:pPr>
       <w:r>
-        <w:t>Prosedur penelitian terdiri dari delapan tahap sebagaimana diuraikan pada subbab berikut.</w:t>
+        <w:t>Prosedur penelitian terdiri dari sembilan tahap sebagaimana diuraikan pada subbab berikut.</w:t>
       </w:r>
     </w:p>
     <w:p>
@@ -173,7 +163,7 @@
           <w:color w:val="000000"/>
           <w:sz w:val="24"/>
         </w:rPr>
-        <w:t>3.3.1 Audit dan Pengumpulan Data</w:t>
+        <w:t>3.3.1 Audit dan Pengambilan Sampel Data</w:t>
       </w:r>
     </w:p>
     <w:p>
@@ -181,16 +171,7 @@
         <w:jc w:val="both"/>
       </w:pPr>
       <w:r>
-        <w:t xml:space="preserve">Tahap ini memeriksa struktur data hasil </w:t>
-      </w:r>
-      <w:r>
-        <w:rPr>
-          <w:i/>
-        </w:rPr>
-        <w:t>crawling</w:t>
-      </w:r>
-      <w:r>
-        <w:t>, meliputi identifikasi kolom teks, potensi nilai kosong, duplikasi data, dan risiko privasi. Audit dilakukan untuk memastikan data yang masuk ke tahap praproses memiliki kolom teks yang dapat diproses dan tidak menonjolkan identitas personal.</w:t>
+        <w:t>Tahap ini memeriksa struktur data, meliputi identifikasi kolom teks, potensi nilai kosong, duplikasi data, dan risiko privasi. Audit dilakukan untuk memastikan data yang masuk ke tahap praproses memiliki kolom teks yang dapat diproses dan tidak menonjolkan identitas personal. Setelah itu, diambil sampel 1.000 baris yang dibagi menjadi batch anotasi.</w:t>
       </w:r>
     </w:p>
     <w:p>
@@ -237,7 +218,7 @@
           <w:color w:val="000000"/>
           <w:sz w:val="24"/>
         </w:rPr>
-        <w:t>3.3.3 Pra-Pelabelan Semi-Otomatis</w:t>
+        <w:t>3.3.3 Pelabelan Awal Otomatis</w:t>
       </w:r>
     </w:p>
     <w:p>
@@ -245,7 +226,7 @@
         <w:jc w:val="both"/>
       </w:pPr>
       <w:r>
-        <w:t>Data hasil praproses diberi label awal menggunakan pendekatan semi-otomatis berbasis aturan, yaitu pencocokan kata kunci yang mengindikasikan sentimen positif atau negatif. Teks yang tidak menunjukkan sinyal polaritas yang jelas diberi label netral sebagai nilai bawaan.</w:t>
+        <w:t>Label awal dibuat tanpa anotator manusia. Batch pertama (50 sampel) dilabeli oleh ChatGPT melalui prompt yang menetapkan tiga kelas, aturan pelabelan, dan catatan singkat untuk setiap label. Batch kedua hingga kedua puluh (950 sampel) dilabeli oleh skrip pencocokan kata kunci positif dan negatif. Pada skrip tersebut, teks yang tidak menunjukkan sinyal polaritas yang jelas dan teks berupa pertanyaan diberi label netral sebagai nilai bawaan.</w:t>
       </w:r>
     </w:p>
     <w:p>
@@ -260,7 +241,7 @@
           <w:color w:val="000000"/>
           <w:sz w:val="24"/>
         </w:rPr>
-        <w:t>3.3.4 Adjudikasi Manual dan Pengukuran Kesepakatan</w:t>
+        <w:t>3.3.4 Penandaan dan Peninjauan Baris Ambigu</w:t>
       </w:r>
     </w:p>
     <w:p>
@@ -268,7 +249,7 @@
         <w:jc w:val="both"/>
       </w:pPr>
       <w:r>
-        <w:t>Label awal ditinjau kembali secara manual melalui proses adjudikasi untuk menghasilkan label akhir yang lebih andal. Pada tahap ini, tingkat kesepakatan antara label awal dan label akhir diukur menggunakan Cohen's Kappa, dan pola kesalahan sistematis pada kasus yang dikoreksi diidentifikasi dan dikarakterisasi berdasarkan arah perubahan labelnya. Tahap ini secara langsung menjawab rumusan masalah pertama dan kedua.</w:t>
+        <w:t>Baris yang teksnya sangat pendek atau yang catatan pelabelannya menunjukkan konteks ambigu ditandai untuk ditinjau ulang, yaitu 138 dari 1.000 baris. Peninjauan sebagian besar dilakukan dengan bantuan AI dan disetujui peneliti, sedangkan peninjauan langsung oleh peneliti hanya mencakup sebagian kecil sampel. Baris yang tidak ditandai (862 baris) tidak ditinjau. Dataset hasil tahap ini disebut dataset berlabel otomatis dan belum dianggap sebagai acuan hasil anotasi manusia.</w:t>
       </w:r>
     </w:p>
     <w:p>
@@ -283,7 +264,7 @@
           <w:color w:val="000000"/>
           <w:sz w:val="24"/>
         </w:rPr>
-        <w:t>3.3.5 Ekstraksi Fitur TF-IDF</w:t>
+        <w:t>3.3.5 Penyusunan Label Acuan Manusia dan Pengukuran Kesepakatan</w:t>
       </w:r>
     </w:p>
     <w:p>
@@ -291,7 +272,38 @@
         <w:jc w:val="both"/>
       </w:pPr>
       <w:r>
-        <w:t>Teks bersih hasil adjudikasi direpresentasikan menggunakan TF-IDF dengan konfigurasi unigram dan bigram, ambang batas frekuensi dokumen minimum dan maksimum (</w:t>
+        <w:t>Sampel acak sebanyak 300 baris diambil dari 1.000 baris tanpa memandang label maupun status peninjauan. Jumlah ini bersifat rencana dan ukuran finalnya ditetapkan sesuai kapasitas anotator. Anotator manusia melabeli sampel tersebut tanpa melihat label otomatis, dengan mengikuti pedoman anotasi. Apabila tersedia, digunakan dua anotator independen, dan perbedaan label di antara keduanya diselesaikan melalui diskusi untuk menghasilkan label acuan.</w:t>
+      </w:r>
+    </w:p>
+    <w:p>
+      <w:pPr>
+        <w:jc w:val="both"/>
+      </w:pPr>
+      <w:r>
+        <w:t>Tingkat kesepakatan antar anotator dan antara label otomatis dengan label acuan diukur menggunakan Cohen's Kappa. Kualitas label otomatis dianalisis lebih lanjut melalui presisi, recall, dan matriks konfusi per kelas terhadap label acuan. Baris yang labelnya berbeda dikelompokkan berdasarkan pola teks, misalnya sarkasme, kritik implisit, negasi, teks pendek, dan konteks kurang. Tahap ini secara langsung menjawab rumusan masalah pertama dan kedua.</w:t>
+      </w:r>
+    </w:p>
+    <w:p>
+      <w:pPr>
+        <w:pStyle w:val="Heading2"/>
+        <w:jc w:val="left"/>
+      </w:pPr>
+      <w:r>
+        <w:rPr>
+          <w:rFonts w:ascii="Times New Roman" w:hAnsi="Times New Roman"/>
+          <w:b/>
+          <w:color w:val="000000"/>
+          <w:sz w:val="24"/>
+        </w:rPr>
+        <w:t>3.3.6 Ekstraksi Fitur TF-IDF</w:t>
+      </w:r>
+    </w:p>
+    <w:p>
+      <w:pPr>
+        <w:jc w:val="both"/>
+      </w:pPr>
+      <w:r>
+        <w:t>Teks bersih direpresentasikan menggunakan TF-IDF dengan konfigurasi unigram dan bigram, ambang batas frekuensi dokumen minimum dan maksimum (</w:t>
       </w:r>
       <w:r>
         <w:rPr>
@@ -342,7 +354,7 @@
           <w:color w:val="000000"/>
           <w:sz w:val="24"/>
         </w:rPr>
-        <w:t xml:space="preserve">3.3.6 Pemodelan dan </w:t>
+        <w:t xml:space="preserve">3.3.7 Pemodelan dan </w:t>
       </w:r>
       <w:r>
         <w:rPr>
@@ -401,6 +413,14 @@
     </w:p>
     <w:p>
       <w:pPr>
+        <w:jc w:val="both"/>
+      </w:pPr>
+      <w:r>
+        <w:t>Untuk menjawab rumusan masalah ketiga, model dilatih pada dua skenario label. Skenario A menggunakan label otomatis sebagaimana adanya. Skenario B menggunakan label otomatis yang dikoreksi berdasarkan label acuan pada baris yang tersedia. Agar tidak terjadi kebocoran data, baris berlabel acuan yang menjadi data uji tidak dipakai sebagai data latih pada lipatan yang sama, sehingga skenario B dijalankan dengan validasi silang pada baris berlabel acuan.</w:t>
+      </w:r>
+    </w:p>
+    <w:p>
+      <w:pPr>
         <w:pStyle w:val="Heading2"/>
         <w:jc w:val="left"/>
       </w:pPr>
@@ -411,7 +431,7 @@
           <w:color w:val="000000"/>
           <w:sz w:val="24"/>
         </w:rPr>
-        <w:t>3.3.7 Evaluasi Model dan Analisis Kelas Minoritas</w:t>
+        <w:t>3.3.8 Evaluasi Model dan Analisis Kelas Minoritas</w:t>
       </w:r>
     </w:p>
     <w:p>
@@ -419,7 +439,7 @@
         <w:jc w:val="both"/>
       </w:pPr>
       <w:r>
-        <w:t xml:space="preserve">Evaluasi dilakukan menggunakan pembagian data latih dan data uji sebesar 80:20 dengan stratifikasi berdasarkan label dan </w:t>
+        <w:t xml:space="preserve">Evaluasi pada konfigurasi awal menggunakan pembagian data latih dan data uji sebesar 80:20 dengan stratifikasi berdasarkan label dan </w:t>
       </w:r>
       <w:r>
         <w:rPr>
@@ -446,7 +466,16 @@
         <w:t>tuning</w:t>
       </w:r>
       <w:r>
-        <w:t>. Metrik evaluasi yang digunakan meliputi akurasi, presisi makro, recall makro, F1 makro, dan F1 berbobot, dengan F1 makro sebagai metrik utama karena distribusi label yang tidak seimbang. Performa model pada kelas negatif yang minoritas dianalisis secara khusus untuk menjawab rumusan masalah keempat.</w:t>
+        <w:t xml:space="preserve">. Evaluasi utama untuk menjawab rumusan masalah ketiga dan keempat dilakukan terhadap baris berlabel acuan manusia. Metrik evaluasi yang digunakan meliputi akurasi, presisi makro, recall makro, F1 makro, dan F1 berbobot, dengan F1 makro sebagai metrik utama karena distribusi label yang tidak seimbang. Karena jumlah sampel kelas negatif pada data uji kecil, hasil pada kelas negatif dilaporkan bersama interval kepercayaan hasil </w:t>
+      </w:r>
+      <w:r>
+        <w:rPr>
+          <w:i/>
+        </w:rPr>
+        <w:t>bootstrap</w:t>
+      </w:r>
+      <w:r>
+        <w:t>.</w:t>
       </w:r>
     </w:p>
     <w:p>
@@ -461,7 +490,7 @@
           <w:color w:val="000000"/>
           <w:sz w:val="24"/>
         </w:rPr>
-        <w:t>3.3.8 Analisis Keterkaitan Bias Pelabelan dengan Performa Kelas Minoritas</w:t>
+        <w:t>3.3.9 Analisis Keterkaitan Kualitas Label dengan Performa Kelas Minoritas</w:t>
       </w:r>
     </w:p>
     <w:p>
@@ -469,7 +498,7 @@
         <w:jc w:val="both"/>
       </w:pPr>
       <w:r>
-        <w:t>Tahap terakhir mengaitkan kembali pola bias yang teridentifikasi pada tahap adjudikasi dengan hasil evaluasi performa model pada kelas minoritas, untuk menjawab rumusan masalah ketiga mengenai kontribusi bias pelabelan terhadap kesulitan deteksi sentimen negatif.</w:t>
+        <w:t>Tahap terakhir membandingkan performa model pada kelas negatif ketika dievaluasi terhadap label otomatis dan terhadap label acuan, serta ketika dilatih dengan skenario A dan skenario B. Hasil perbandingan tersebut dikaitkan dengan pola perbedaan label yang teridentifikasi pada subbab 3.3.5, untuk menjawab rumusan masalah ketiga mengenai pengaruh kualitas label terhadap performa deteksi sentimen negatif.</w:t>
       </w:r>
     </w:p>
     <w:p>
@@ -639,7 +668,7 @@
           <w:p>
             <w:r/>
             <w:r>
-              <w:t>Audit dan pengumpulan data</w:t>
+              <w:t>Audit dan pengambilan sampel data</w:t>
             </w:r>
           </w:p>
         </w:tc>
@@ -757,7 +786,7 @@
           <w:p>
             <w:r/>
             <w:r>
-              <w:t>Pra-pelabelan semi-otomatis</w:t>
+              <w:t>Pelabelan awal otomatis dan peninjauan baris ambigu</w:t>
             </w:r>
           </w:p>
         </w:tc>
@@ -778,9 +807,6 @@
           </w:tcPr>
           <w:p>
             <w:r/>
-            <w:r>
-              <w:t>X</w:t>
-            </w:r>
           </w:p>
         </w:tc>
         <w:tc>
@@ -819,7 +845,7 @@
           <w:p>
             <w:r/>
             <w:r>
-              <w:t>Adjudikasi manual dan pengukuran kesepakatan</w:t>
+              <w:t>Penyusunan label acuan manusia dan pengukuran kesepakatan</w:t>
             </w:r>
           </w:p>
         </w:tc>
@@ -848,6 +874,9 @@
           </w:tcPr>
           <w:p>
             <w:r/>
+            <w:r>
+              <w:t>X</w:t>
+            </w:r>
           </w:p>
         </w:tc>
         <w:tc>
@@ -1067,7 +1096,7 @@
           <w:p>
             <w:r/>
             <w:r>
-              <w:t>Analisis keterkaitan bias pelabelan</w:t>
+              <w:t>Analisis keterkaitan kualitas label dengan performa kelas minoritas</w:t>
             </w:r>
           </w:p>
         </w:tc>
@@ -1104,6 +1133,9 @@
           </w:tcPr>
           <w:p>
             <w:r/>
+            <w:r>
+              <w:t>X</w:t>
+            </w:r>
           </w:p>
         </w:tc>
       </w:tr>
